--- a/manuscript/tables/table9_diagnostics.docx
+++ b/manuscript/tables/table9_diagnostics.docx
@@ -388,6 +388,15 @@
         </w:tc>
       </w:tr>
     </w:tbl>
+    <w:p>
+      <w:r>
+        <w:rPr>
+          <w:i/>
+          <w:sz w:val="18"/>
+        </w:rPr>
+        <w:t>Beijing/London/Madrid uniquement (E4/E5) — Chang-Zhu-Tan (CZT) n'a pas de contrôle diagnostique (shuffled-graph/no-meteorology) : jamais lancé sur ce réseau (E16 : protocole limité à GCN-Transformer + Linear-Transformer), pas une omission.</w:t>
+      </w:r>
+    </w:p>
     <w:sectPr>
       <w:pgSz w:w="12240" w:h="15840"/>
       <w:pgMar w:top="1440" w:right="1800" w:bottom="1440" w:left="1800" w:header="720" w:footer="720" w:gutter="0"/>
